--- a/Bài 3.docx
+++ b/Bài 3.docx
@@ -158,257 +158,6 @@
     </w:p>
     <w:p>
       <w:pPr>
-        <w:rPr>
-          <w:rFonts w:ascii="Times New Roman" w:hAnsi="Times New Roman" w:cs="Times New Roman"/>
-          <w:sz w:val="26"/>
-          <w:szCs w:val="26"/>
-        </w:rPr>
-      </w:pPr>
-      <w:r>
-        <w:rPr>
-          <w:rFonts w:ascii="Times New Roman" w:hAnsi="Times New Roman" w:cs="Times New Roman"/>
-          <w:sz w:val="26"/>
-          <w:szCs w:val="26"/>
-        </w:rPr>
-        <w:t xml:space="preserve">Theo </w:t>
-      </w:r>
-      <w:proofErr w:type="spellStart"/>
-      <w:r>
-        <w:rPr>
-          <w:rFonts w:ascii="Times New Roman" w:hAnsi="Times New Roman" w:cs="Times New Roman"/>
-          <w:sz w:val="26"/>
-          <w:szCs w:val="26"/>
-        </w:rPr>
-        <w:t>mô</w:t>
-      </w:r>
-      <w:proofErr w:type="spellEnd"/>
-      <w:r>
-        <w:rPr>
-          <w:rFonts w:ascii="Times New Roman" w:hAnsi="Times New Roman" w:cs="Times New Roman"/>
-          <w:sz w:val="26"/>
-          <w:szCs w:val="26"/>
-        </w:rPr>
-        <w:t xml:space="preserve"> </w:t>
-      </w:r>
-      <w:proofErr w:type="spellStart"/>
-      <w:r>
-        <w:rPr>
-          <w:rFonts w:ascii="Times New Roman" w:hAnsi="Times New Roman" w:cs="Times New Roman"/>
-          <w:sz w:val="26"/>
-          <w:szCs w:val="26"/>
-        </w:rPr>
-        <w:t>tả</w:t>
-      </w:r>
-      <w:proofErr w:type="spellEnd"/>
-      <w:r>
-        <w:rPr>
-          <w:rFonts w:ascii="Times New Roman" w:hAnsi="Times New Roman" w:cs="Times New Roman"/>
-          <w:sz w:val="26"/>
-          <w:szCs w:val="26"/>
-        </w:rPr>
-        <w:t xml:space="preserve">, </w:t>
-      </w:r>
-      <w:proofErr w:type="spellStart"/>
-      <w:r>
-        <w:rPr>
-          <w:rFonts w:ascii="Times New Roman" w:hAnsi="Times New Roman" w:cs="Times New Roman"/>
-          <w:sz w:val="26"/>
-          <w:szCs w:val="26"/>
-        </w:rPr>
-        <w:t>chúng</w:t>
-      </w:r>
-      <w:proofErr w:type="spellEnd"/>
-      <w:r>
-        <w:rPr>
-          <w:rFonts w:ascii="Times New Roman" w:hAnsi="Times New Roman" w:cs="Times New Roman"/>
-          <w:sz w:val="26"/>
-          <w:szCs w:val="26"/>
-        </w:rPr>
-        <w:t xml:space="preserve"> ta </w:t>
-      </w:r>
-      <w:proofErr w:type="spellStart"/>
-      <w:r>
-        <w:rPr>
-          <w:rFonts w:ascii="Times New Roman" w:hAnsi="Times New Roman" w:cs="Times New Roman"/>
-          <w:sz w:val="26"/>
-          <w:szCs w:val="26"/>
-        </w:rPr>
-        <w:t>có</w:t>
-      </w:r>
-      <w:proofErr w:type="spellEnd"/>
-      <w:r>
-        <w:rPr>
-          <w:rFonts w:ascii="Times New Roman" w:hAnsi="Times New Roman" w:cs="Times New Roman"/>
-          <w:sz w:val="26"/>
-          <w:szCs w:val="26"/>
-        </w:rPr>
-        <w:t xml:space="preserve"> 3 </w:t>
-      </w:r>
-      <w:proofErr w:type="spellStart"/>
-      <w:r>
-        <w:rPr>
-          <w:rFonts w:ascii="Times New Roman" w:hAnsi="Times New Roman" w:cs="Times New Roman"/>
-          <w:sz w:val="26"/>
-          <w:szCs w:val="26"/>
-        </w:rPr>
-        <w:t>thực</w:t>
-      </w:r>
-      <w:proofErr w:type="spellEnd"/>
-      <w:r>
-        <w:rPr>
-          <w:rFonts w:ascii="Times New Roman" w:hAnsi="Times New Roman" w:cs="Times New Roman"/>
-          <w:sz w:val="26"/>
-          <w:szCs w:val="26"/>
-        </w:rPr>
-        <w:t xml:space="preserve"> </w:t>
-      </w:r>
-      <w:proofErr w:type="spellStart"/>
-      <w:r>
-        <w:rPr>
-          <w:rFonts w:ascii="Times New Roman" w:hAnsi="Times New Roman" w:cs="Times New Roman"/>
-          <w:sz w:val="26"/>
-          <w:szCs w:val="26"/>
-        </w:rPr>
-        <w:t>thể</w:t>
-      </w:r>
-      <w:proofErr w:type="spellEnd"/>
-      <w:r>
-        <w:rPr>
-          <w:rFonts w:ascii="Times New Roman" w:hAnsi="Times New Roman" w:cs="Times New Roman"/>
-          <w:sz w:val="26"/>
-          <w:szCs w:val="26"/>
-        </w:rPr>
-        <w:t xml:space="preserve"> </w:t>
-      </w:r>
-      <w:proofErr w:type="spellStart"/>
-      <w:r>
-        <w:rPr>
-          <w:rFonts w:ascii="Times New Roman" w:hAnsi="Times New Roman" w:cs="Times New Roman"/>
-          <w:sz w:val="26"/>
-          <w:szCs w:val="26"/>
-        </w:rPr>
-        <w:t>chính</w:t>
-      </w:r>
-      <w:proofErr w:type="spellEnd"/>
-      <w:r>
-        <w:rPr>
-          <w:rFonts w:ascii="Times New Roman" w:hAnsi="Times New Roman" w:cs="Times New Roman"/>
-          <w:sz w:val="26"/>
-          <w:szCs w:val="26"/>
-        </w:rPr>
-        <w:t xml:space="preserve"> </w:t>
-      </w:r>
-      <w:proofErr w:type="spellStart"/>
-      <w:r>
-        <w:rPr>
-          <w:rFonts w:ascii="Times New Roman" w:hAnsi="Times New Roman" w:cs="Times New Roman"/>
-          <w:sz w:val="26"/>
-          <w:szCs w:val="26"/>
-        </w:rPr>
-        <w:t>với</w:t>
-      </w:r>
-      <w:proofErr w:type="spellEnd"/>
-      <w:r>
-        <w:rPr>
-          <w:rFonts w:ascii="Times New Roman" w:hAnsi="Times New Roman" w:cs="Times New Roman"/>
-          <w:sz w:val="26"/>
-          <w:szCs w:val="26"/>
-        </w:rPr>
-        <w:t xml:space="preserve"> </w:t>
-      </w:r>
-      <w:proofErr w:type="spellStart"/>
-      <w:r>
-        <w:rPr>
-          <w:rFonts w:ascii="Times New Roman" w:hAnsi="Times New Roman" w:cs="Times New Roman"/>
-          <w:sz w:val="26"/>
-          <w:szCs w:val="26"/>
-        </w:rPr>
-        <w:t>các</w:t>
-      </w:r>
-      <w:proofErr w:type="spellEnd"/>
-      <w:r>
-        <w:rPr>
-          <w:rFonts w:ascii="Times New Roman" w:hAnsi="Times New Roman" w:cs="Times New Roman"/>
-          <w:sz w:val="26"/>
-          <w:szCs w:val="26"/>
-        </w:rPr>
-        <w:t xml:space="preserve"> </w:t>
-      </w:r>
-      <w:proofErr w:type="spellStart"/>
-      <w:r>
-        <w:rPr>
-          <w:rFonts w:ascii="Times New Roman" w:hAnsi="Times New Roman" w:cs="Times New Roman"/>
-          <w:sz w:val="26"/>
-          <w:szCs w:val="26"/>
-        </w:rPr>
-        <w:t>thuộc</w:t>
-      </w:r>
-      <w:proofErr w:type="spellEnd"/>
-      <w:r>
-        <w:rPr>
-          <w:rFonts w:ascii="Times New Roman" w:hAnsi="Times New Roman" w:cs="Times New Roman"/>
-          <w:sz w:val="26"/>
-          <w:szCs w:val="26"/>
-        </w:rPr>
-        <w:t xml:space="preserve"> </w:t>
-      </w:r>
-      <w:proofErr w:type="spellStart"/>
-      <w:r>
-        <w:rPr>
-          <w:rFonts w:ascii="Times New Roman" w:hAnsi="Times New Roman" w:cs="Times New Roman"/>
-          <w:sz w:val="26"/>
-          <w:szCs w:val="26"/>
-        </w:rPr>
-        <w:t>tính</w:t>
-      </w:r>
-      <w:proofErr w:type="spellEnd"/>
-      <w:r>
-        <w:rPr>
-          <w:rFonts w:ascii="Times New Roman" w:hAnsi="Times New Roman" w:cs="Times New Roman"/>
-          <w:sz w:val="26"/>
-          <w:szCs w:val="26"/>
-        </w:rPr>
-        <w:t xml:space="preserve"> </w:t>
-      </w:r>
-      <w:proofErr w:type="spellStart"/>
-      <w:r>
-        <w:rPr>
-          <w:rFonts w:ascii="Times New Roman" w:hAnsi="Times New Roman" w:cs="Times New Roman"/>
-          <w:sz w:val="26"/>
-          <w:szCs w:val="26"/>
-        </w:rPr>
-        <w:t>đi</w:t>
-      </w:r>
-      <w:proofErr w:type="spellEnd"/>
-      <w:r>
-        <w:rPr>
-          <w:rFonts w:ascii="Times New Roman" w:hAnsi="Times New Roman" w:cs="Times New Roman"/>
-          <w:sz w:val="26"/>
-          <w:szCs w:val="26"/>
-        </w:rPr>
-        <w:t xml:space="preserve"> </w:t>
-      </w:r>
-      <w:proofErr w:type="spellStart"/>
-      <w:r>
-        <w:rPr>
-          <w:rFonts w:ascii="Times New Roman" w:hAnsi="Times New Roman" w:cs="Times New Roman"/>
-          <w:sz w:val="26"/>
-          <w:szCs w:val="26"/>
-        </w:rPr>
-        <w:t>kèm</w:t>
-      </w:r>
-      <w:proofErr w:type="spellEnd"/>
-      <w:r>
-        <w:rPr>
-          <w:rFonts w:ascii="Times New Roman" w:hAnsi="Times New Roman" w:cs="Times New Roman"/>
-          <w:sz w:val="26"/>
-          <w:szCs w:val="26"/>
-        </w:rPr>
-        <w:t xml:space="preserve">: </w:t>
-      </w:r>
-    </w:p>
-    <w:p>
-      <w:pPr>
         <w:numPr>
           <w:ilvl w:val="0"/>
           <w:numId w:val="6"/>
@@ -1838,6 +1587,7 @@
         <w:t xml:space="preserve"> </w:t>
       </w:r>
       <w:proofErr w:type="spellStart"/>
+      <w:proofErr w:type="gramStart"/>
       <w:r>
         <w:rPr>
           <w:rFonts w:ascii="Times New Roman" w:hAnsi="Times New Roman" w:cs="Times New Roman"/>
@@ -1855,6 +1605,15 @@
         </w:rPr>
         <w:t xml:space="preserve"> </w:t>
       </w:r>
+      <w:r>
+        <w:rPr>
+          <w:rFonts w:ascii="Times New Roman" w:hAnsi="Times New Roman" w:cs="Times New Roman"/>
+          <w:sz w:val="26"/>
+          <w:szCs w:val="26"/>
+          <w:lang w:val="vi-VN"/>
+        </w:rPr>
+        <w:t xml:space="preserve"> </w:t>
+      </w:r>
       <w:proofErr w:type="spellStart"/>
       <w:r>
         <w:rPr>
@@ -1865,6 +1624,7 @@
         <w:t>Nhiều</w:t>
       </w:r>
       <w:proofErr w:type="spellEnd"/>
+      <w:proofErr w:type="gramEnd"/>
       <w:r>
         <w:rPr>
           <w:rFonts w:ascii="Times New Roman" w:hAnsi="Times New Roman" w:cs="Times New Roman"/>
@@ -2838,6 +2598,7 @@
       <w:r>
         <w:rPr>
           <w:rFonts w:ascii="Times New Roman" w:hAnsi="Times New Roman" w:cs="Times New Roman"/>
+          <w:noProof/>
           <w:sz w:val="26"/>
           <w:szCs w:val="26"/>
         </w:rPr>
@@ -4526,6 +4287,7 @@
   <w:style w:type="character" w:default="1" w:styleId="DefaultParagraphFont">
     <w:name w:val="Default Paragraph Font"/>
     <w:uiPriority w:val="1"/>
+    <w:semiHidden/>
     <w:unhideWhenUsed/>
   </w:style>
   <w:style w:type="table" w:default="1" w:styleId="TableNormal">
